--- a/pr-preview/pr-204/bayesian-inference-handout.docx
+++ b/pr-preview/pr-204/bayesian-inference-handout.docx
@@ -15,7 +15,7 @@
         <w:pStyle w:val="Date"/>
       </w:pPr>
       <w:r>
-        <w:t xml:space="preserve">Last modified: 2026-10-15 03:31:19 (PDT)</w:t>
+        <w:t xml:space="preserve">Last modified: 2026-10-15 05:27:52 (PDT)</w:t>
       </w:r>
     </w:p>
     <w:p>
@@ -53269,7 +53269,7 @@
         </w:numPr>
       </w:pPr>
       <w:r>
-        <w:t xml:space="preserve">Hogg et al. (2019, sec. 6.8, pp. 298–306)</w:t>
+        <w:t xml:space="preserve">Hogg et al. (2019, sec. 6.8, pp. 298–305)</w:t>
       </w:r>
       <w:r>
         <w:t xml:space="preserve">: Bayesian estimation</w:t>

--- a/pr-preview/pr-204/bayesian-inference-handout.docx
+++ b/pr-preview/pr-204/bayesian-inference-handout.docx
@@ -15,7 +15,7 @@
         <w:pStyle w:val="Date"/>
       </w:pPr>
       <w:r>
-        <w:t xml:space="preserve">Last modified: 2026-10-15 05:27:52 (PDT)</w:t>
+        <w:t xml:space="preserve">Last modified: 2026-10-15 08:46:14 (PDT)</w:t>
       </w:r>
     </w:p>
     <w:p>
@@ -1453,7 +1453,7 @@
           <w:b/>
           <w:bCs/>
         </w:rPr>
-        <w:t xml:space="preserve">Definition 5 (Marginal likelihood)</w:t>
+        <w:t xml:space="preserve">Definition 5 (Marginal likelihood (evidence))</w:t>
       </w:r>
       <w:r>
         <w:t xml:space="preserve"> </w:t>
@@ -24246,6 +24246,20 @@
       </w:r>
     </w:p>
     <w:bookmarkEnd w:id="66"/>
+    <w:p>
+      <w:pPr>
+        <w:pStyle w:val="BodyText"/>
+      </w:pPr>
+      <w:r>
+        <w:t xml:space="preserve">Casella and Berger (2002, sec. 9.2.4, pp. 435–439)</w:t>
+      </w:r>
+      <w:r>
+        <w:t xml:space="preserve"> </w:t>
+      </w:r>
+      <w:r>
+        <w:t xml:space="preserve">covers Bayesian intervals.</w:t>
+      </w:r>
+    </w:p>
     <w:bookmarkEnd w:id="67"/>
     <w:bookmarkStart w:id="72" w:name="sec-bayes-parameter-space"/>
     <w:p>
@@ -25091,6 +25105,60 @@
       </w:r>
     </w:p>
     <w:bookmarkEnd w:id="71"/>
+    <w:p>
+      <w:pPr>
+        <w:pStyle w:val="Compact"/>
+        <w:numPr>
+          <w:ilvl w:val="0"/>
+          <w:numId w:val="1002"/>
+        </w:numPr>
+      </w:pPr>
+      <w:r>
+        <w:t xml:space="preserve">Hogg et al. (2019, sec. 6.8, pp. 298–305)</w:t>
+      </w:r>
+      <w:r>
+        <w:t xml:space="preserve"> </w:t>
+      </w:r>
+      <w:r>
+        <w:t xml:space="preserve">covers Bayesian estimation.</w:t>
+      </w:r>
+    </w:p>
+    <w:p>
+      <w:pPr>
+        <w:pStyle w:val="Compact"/>
+        <w:numPr>
+          <w:ilvl w:val="0"/>
+          <w:numId w:val="1002"/>
+        </w:numPr>
+      </w:pPr>
+      <w:r>
+        <w:t xml:space="preserve">Casella and Berger (2002, sec. 7.2.3, pp. 324–325)</w:t>
+      </w:r>
+      <w:r>
+        <w:t xml:space="preserve"> </w:t>
+      </w:r>
+      <w:r>
+        <w:t xml:space="preserve">covers Bayes estimators.</w:t>
+      </w:r>
+    </w:p>
+    <w:p>
+      <w:pPr>
+        <w:pStyle w:val="Compact"/>
+        <w:numPr>
+          <w:ilvl w:val="0"/>
+          <w:numId w:val="1002"/>
+        </w:numPr>
+      </w:pPr>
+      <w:r>
+        <w:t xml:space="preserve">Rice (2007, sec. 8.6, pp. 285–297)</w:t>
+      </w:r>
+      <w:r>
+        <w:t xml:space="preserve"> </w:t>
+      </w:r>
+      <w:r>
+        <w:t xml:space="preserve">covers the Bayesian approach to parameter estimation.</w:t>
+      </w:r>
+    </w:p>
     <w:bookmarkEnd w:id="72"/>
     <w:bookmarkEnd w:id="73"/>
     <w:bookmarkStart w:id="104" w:name="sec-bayes-priors"/>
@@ -27518,7 +27586,7 @@
         <w:pStyle w:val="Compact"/>
         <w:numPr>
           <w:ilvl w:val="0"/>
-          <w:numId w:val="1002"/>
+          <w:numId w:val="1003"/>
         </w:numPr>
       </w:pPr>
       <w:r>
@@ -27566,7 +27634,7 @@
         <w:pStyle w:val="Compact"/>
         <w:numPr>
           <w:ilvl w:val="0"/>
-          <w:numId w:val="1002"/>
+          <w:numId w:val="1003"/>
         </w:numPr>
       </w:pPr>
       <w:r>
@@ -32496,7 +32564,7 @@
           <w:b/>
           <w:bCs/>
         </w:rPr>
-        <w:t xml:space="preserve">Definition 13 (Flat prior)</w:t>
+        <w:t xml:space="preserve">Definition 13 (Flat prior (uniform prior))</w:t>
       </w:r>
       <w:r>
         <w:t xml:space="preserve"> </w:t>
@@ -32531,29 +32599,10 @@
           <w:b/>
           <w:bCs/>
         </w:rPr>
-        <w:t xml:space="preserve">uniform</w:t>
-      </w:r>
-      <w:r>
-        <w:t xml:space="preserve"> </w:t>
-      </w:r>
-      <w:r>
-        <w:t xml:space="preserve">or</w:t>
-      </w:r>
-      <w:r>
-        <w:t xml:space="preserve"> </w:t>
-      </w:r>
-      <w:r>
-        <w:rPr>
-          <w:b/>
-          <w:bCs/>
-        </w:rPr>
-        <w:t xml:space="preserve">noninformative</w:t>
-      </w:r>
-      <w:r>
-        <w:t xml:space="preserve"> </w:t>
-      </w:r>
-      <w:r>
-        <w:t xml:space="preserve">prior,</w:t>
+        <w:t xml:space="preserve">uniform prior</w:t>
+      </w:r>
+      <w:r>
+        <w:t xml:space="preserve">,</w:t>
       </w:r>
       <w:r>
         <w:t xml:space="preserve"> </w:t>
@@ -32644,6 +32693,38 @@
       </w:r>
     </w:p>
     <w:bookmarkEnd w:id="91"/>
+    <w:p>
+      <w:pPr>
+        <w:pStyle w:val="BodyText"/>
+      </w:pPr>
+      <w:r>
+        <w:t xml:space="preserve">A flat prior is a common choice of noninformative prior,</w:t>
+      </w:r>
+      <w:r>
+        <w:t xml:space="preserve"> </w:t>
+      </w:r>
+      <w:r>
+        <w:t xml:space="preserve">but</w:t>
+      </w:r>
+      <w:r>
+        <w:t xml:space="preserve"> </w:t>
+      </w:r>
+      <w:r>
+        <w:t xml:space="preserve">“noninformative prior”</w:t>
+      </w:r>
+      <w:r>
+        <w:t xml:space="preserve"> </w:t>
+      </w:r>
+      <w:r>
+        <w:t xml:space="preserve">is the broader idea:</w:t>
+      </w:r>
+      <w:r>
+        <w:t xml:space="preserve"> </w:t>
+      </w:r>
+      <w:r>
+        <w:t xml:space="preserve">other noninformative priors, such as Jeffreys priors, are not flat.</w:t>
+      </w:r>
+    </w:p>
     <w:bookmarkStart w:id="92" w:name="def-improper-prior"/>
     <w:p>
       <w:pPr>
@@ -32811,7 +32892,7 @@
         <w:pStyle w:val="Compact"/>
         <w:numPr>
           <w:ilvl w:val="0"/>
-          <w:numId w:val="1003"/>
+          <w:numId w:val="1004"/>
         </w:numPr>
       </w:pPr>
       <w:hyperlink w:anchor="def-informative-prior">
@@ -32912,7 +32993,7 @@
         <w:pStyle w:val="Compact"/>
         <w:numPr>
           <w:ilvl w:val="0"/>
-          <w:numId w:val="1003"/>
+          <w:numId w:val="1004"/>
         </w:numPr>
       </w:pPr>
       <w:hyperlink w:anchor="def-weakly-informative-prior">
@@ -33007,7 +33088,7 @@
         <w:pStyle w:val="Compact"/>
         <w:numPr>
           <w:ilvl w:val="0"/>
-          <w:numId w:val="1003"/>
+          <w:numId w:val="1004"/>
         </w:numPr>
       </w:pPr>
       <w:hyperlink w:anchor="def-flat-prior">
@@ -43486,7 +43567,7 @@
         <w:pStyle w:val="Compact"/>
         <w:numPr>
           <w:ilvl w:val="0"/>
-          <w:numId w:val="1004"/>
+          <w:numId w:val="1005"/>
         </w:numPr>
       </w:pPr>
       <w:r>
@@ -43587,7 +43668,7 @@
         <w:pStyle w:val="Compact"/>
         <w:numPr>
           <w:ilvl w:val="0"/>
-          <w:numId w:val="1004"/>
+          <w:numId w:val="1005"/>
         </w:numPr>
       </w:pPr>
       <w:r>
@@ -44979,7 +45060,7 @@
         <w:pStyle w:val="Compact"/>
         <w:numPr>
           <w:ilvl w:val="0"/>
-          <w:numId w:val="1005"/>
+          <w:numId w:val="1006"/>
         </w:numPr>
       </w:pPr>
       <w:r>
@@ -45050,7 +45131,7 @@
         <w:pStyle w:val="Compact"/>
         <w:numPr>
           <w:ilvl w:val="0"/>
-          <w:numId w:val="1005"/>
+          <w:numId w:val="1006"/>
         </w:numPr>
       </w:pPr>
       <w:r>
@@ -47960,7 +48041,7 @@
         <w:pStyle w:val="Compact"/>
         <w:numPr>
           <w:ilvl w:val="0"/>
-          <w:numId w:val="1006"/>
+          <w:numId w:val="1007"/>
         </w:numPr>
       </w:pPr>
       <w:r>
@@ -48032,7 +48113,7 @@
         <w:pStyle w:val="Compact"/>
         <w:numPr>
           <w:ilvl w:val="0"/>
-          <w:numId w:val="1006"/>
+          <w:numId w:val="1007"/>
         </w:numPr>
       </w:pPr>
       <w:r>
@@ -51777,7 +51858,7 @@
           <w:b/>
           <w:bCs/>
         </w:rPr>
-        <w:t xml:space="preserve">Definition 22 (Hierarchical model)</w:t>
+        <w:t xml:space="preserve">Definition 22 (Hierarchical model (multilevel model))</w:t>
       </w:r>
       <w:r>
         <w:t xml:space="preserve"> </w:t>
@@ -52803,7 +52884,7 @@
         <w:pStyle w:val="Compact"/>
         <w:numPr>
           <w:ilvl w:val="0"/>
-          <w:numId w:val="1007"/>
+          <w:numId w:val="1008"/>
         </w:numPr>
       </w:pPr>
       <w:hyperlink r:id="rId144">
@@ -52829,7 +52910,7 @@
         <w:pStyle w:val="Compact"/>
         <w:numPr>
           <w:ilvl w:val="0"/>
-          <w:numId w:val="1007"/>
+          <w:numId w:val="1008"/>
         </w:numPr>
       </w:pPr>
       <w:hyperlink r:id="rId145">
@@ -52855,7 +52936,7 @@
         <w:pStyle w:val="Compact"/>
         <w:numPr>
           <w:ilvl w:val="0"/>
-          <w:numId w:val="1007"/>
+          <w:numId w:val="1008"/>
         </w:numPr>
       </w:pPr>
       <w:hyperlink r:id="rId146">
@@ -52881,7 +52962,7 @@
         <w:pStyle w:val="Compact"/>
         <w:numPr>
           <w:ilvl w:val="0"/>
-          <w:numId w:val="1007"/>
+          <w:numId w:val="1008"/>
         </w:numPr>
       </w:pPr>
       <w:hyperlink r:id="rId147">
@@ -52907,7 +52988,7 @@
         <w:pStyle w:val="Compact"/>
         <w:numPr>
           <w:ilvl w:val="0"/>
-          <w:numId w:val="1007"/>
+          <w:numId w:val="1008"/>
         </w:numPr>
       </w:pPr>
       <w:hyperlink r:id="rId148">
@@ -52933,7 +53014,7 @@
         <w:pStyle w:val="Compact"/>
         <w:numPr>
           <w:ilvl w:val="0"/>
-          <w:numId w:val="1007"/>
+          <w:numId w:val="1008"/>
         </w:numPr>
       </w:pPr>
       <w:hyperlink r:id="rId149">
@@ -52959,7 +53040,7 @@
         <w:pStyle w:val="Compact"/>
         <w:numPr>
           <w:ilvl w:val="0"/>
-          <w:numId w:val="1007"/>
+          <w:numId w:val="1008"/>
         </w:numPr>
       </w:pPr>
       <w:hyperlink r:id="rId150">
@@ -52985,7 +53066,7 @@
         <w:pStyle w:val="Compact"/>
         <w:numPr>
           <w:ilvl w:val="0"/>
-          <w:numId w:val="1007"/>
+          <w:numId w:val="1008"/>
         </w:numPr>
       </w:pPr>
       <w:hyperlink r:id="rId151">
@@ -53021,7 +53102,7 @@
         <w:pStyle w:val="Compact"/>
         <w:numPr>
           <w:ilvl w:val="0"/>
-          <w:numId w:val="1008"/>
+          <w:numId w:val="1009"/>
         </w:numPr>
       </w:pPr>
       <w:r>
@@ -53036,7 +53117,7 @@
         <w:pStyle w:val="Compact"/>
         <w:numPr>
           <w:ilvl w:val="0"/>
-          <w:numId w:val="1008"/>
+          <w:numId w:val="1009"/>
         </w:numPr>
       </w:pPr>
       <w:r>
@@ -53051,7 +53132,7 @@
         <w:pStyle w:val="Compact"/>
         <w:numPr>
           <w:ilvl w:val="0"/>
-          <w:numId w:val="1008"/>
+          <w:numId w:val="1009"/>
         </w:numPr>
       </w:pPr>
       <w:r>
@@ -53178,7 +53259,7 @@
         <w:pStyle w:val="Compact"/>
         <w:numPr>
           <w:ilvl w:val="0"/>
-          <w:numId w:val="1008"/>
+          <w:numId w:val="1009"/>
         </w:numPr>
       </w:pPr>
       <w:r>
@@ -53190,7 +53271,7 @@
         <w:pStyle w:val="Compact"/>
         <w:numPr>
           <w:ilvl w:val="0"/>
-          <w:numId w:val="1008"/>
+          <w:numId w:val="1009"/>
         </w:numPr>
       </w:pPr>
       <w:r>
@@ -53202,7 +53283,7 @@
         <w:pStyle w:val="Compact"/>
         <w:numPr>
           <w:ilvl w:val="0"/>
-          <w:numId w:val="1008"/>
+          <w:numId w:val="1009"/>
         </w:numPr>
       </w:pPr>
       <w:r>
@@ -53214,7 +53295,7 @@
         <w:pStyle w:val="Compact"/>
         <w:numPr>
           <w:ilvl w:val="0"/>
-          <w:numId w:val="1008"/>
+          <w:numId w:val="1009"/>
         </w:numPr>
       </w:pPr>
       <w:r>
@@ -53243,69 +53324,6 @@
     </w:p>
     <w:bookmarkEnd w:id="157"/>
     <w:bookmarkEnd w:id="158"/>
-    <w:bookmarkStart w:id="159" w:name="textbook-cross-references"/>
-    <w:p>
-      <w:pPr>
-        <w:pStyle w:val="Heading2"/>
-      </w:pPr>
-      <w:r>
-        <w:t xml:space="preserve">Textbook cross-references</w:t>
-      </w:r>
-    </w:p>
-    <w:p>
-      <w:pPr>
-        <w:pStyle w:val="FirstParagraph"/>
-      </w:pPr>
-      <w:r>
-        <w:t xml:space="preserve">Textbook sections on the topics of this page:</w:t>
-      </w:r>
-    </w:p>
-    <w:p>
-      <w:pPr>
-        <w:pStyle w:val="Compact"/>
-        <w:numPr>
-          <w:ilvl w:val="0"/>
-          <w:numId w:val="1009"/>
-        </w:numPr>
-      </w:pPr>
-      <w:r>
-        <w:t xml:space="preserve">Hogg et al. (2019, sec. 6.8, pp. 298–305)</w:t>
-      </w:r>
-      <w:r>
-        <w:t xml:space="preserve">: Bayesian estimation</w:t>
-      </w:r>
-    </w:p>
-    <w:p>
-      <w:pPr>
-        <w:pStyle w:val="Compact"/>
-        <w:numPr>
-          <w:ilvl w:val="0"/>
-          <w:numId w:val="1009"/>
-        </w:numPr>
-      </w:pPr>
-      <w:r>
-        <w:t xml:space="preserve">Casella and Berger (2002, sec. 7.2.3, pp. 324–325)</w:t>
-      </w:r>
-      <w:r>
-        <w:t xml:space="preserve">: Bayes estimators</w:t>
-      </w:r>
-    </w:p>
-    <w:p>
-      <w:pPr>
-        <w:pStyle w:val="Compact"/>
-        <w:numPr>
-          <w:ilvl w:val="0"/>
-          <w:numId w:val="1009"/>
-        </w:numPr>
-      </w:pPr>
-      <w:r>
-        <w:t xml:space="preserve">Casella and Berger (2002, sec. 9.2.4, pp. 435–439)</w:t>
-      </w:r>
-      <w:r>
-        <w:t xml:space="preserve">: Bayesian intervals</w:t>
-      </w:r>
-    </w:p>
-    <w:bookmarkEnd w:id="159"/>
     <w:bookmarkStart w:id="182" w:name="references"/>
     <w:p>
       <w:pPr>
@@ -53316,7 +53334,7 @@
       </w:r>
     </w:p>
     <w:bookmarkStart w:id="181" w:name="refs"/>
-    <w:bookmarkStart w:id="161" w:name="ref-aragon2018population"/>
+    <w:bookmarkStart w:id="160" w:name="ref-aragon2018population"/>
     <w:p>
       <w:pPr>
         <w:pStyle w:val="Bibliography"/>
@@ -53368,7 +53386,7 @@
       <w:r>
         <w:t xml:space="preserve"> </w:t>
       </w:r>
-      <w:hyperlink r:id="rId160">
+      <w:hyperlink r:id="rId159">
         <w:r>
           <w:rPr>
             <w:rStyle w:val="Hyperlink"/>
@@ -53380,8 +53398,8 @@
         <w:t xml:space="preserve">.</w:t>
       </w:r>
     </w:p>
-    <w:bookmarkEnd w:id="161"/>
-    <w:bookmarkStart w:id="163" w:name="ref-CaseBerg01"/>
+    <w:bookmarkEnd w:id="160"/>
+    <w:bookmarkStart w:id="162" w:name="ref-CaseBerg01"/>
     <w:p>
       <w:pPr>
         <w:pStyle w:val="Bibliography"/>
@@ -53405,7 +53423,7 @@
       <w:r>
         <w:t xml:space="preserve"> </w:t>
       </w:r>
-      <w:hyperlink r:id="rId162">
+      <w:hyperlink r:id="rId161">
         <w:r>
           <w:rPr>
             <w:rStyle w:val="Hyperlink"/>
@@ -53417,8 +53435,8 @@
         <w:t xml:space="preserve">.</w:t>
       </w:r>
     </w:p>
-    <w:bookmarkEnd w:id="163"/>
-    <w:bookmarkStart w:id="165" w:name="ref-CowlesMaryKathryn2013ABSW"/>
+    <w:bookmarkEnd w:id="162"/>
+    <w:bookmarkStart w:id="164" w:name="ref-CowlesMaryKathryn2013ABSW"/>
     <w:p>
       <w:pPr>
         <w:pStyle w:val="Bibliography"/>
@@ -53498,7 +53516,7 @@
       <w:r>
         <w:t xml:space="preserve"> </w:t>
       </w:r>
-      <w:hyperlink r:id="rId164">
+      <w:hyperlink r:id="rId163">
         <w:r>
           <w:rPr>
             <w:rStyle w:val="Hyperlink"/>
@@ -53510,8 +53528,8 @@
         <w:t xml:space="preserve">.</w:t>
       </w:r>
     </w:p>
-    <w:bookmarkEnd w:id="165"/>
-    <w:bookmarkStart w:id="167" w:name="ref-dobson4e"/>
+    <w:bookmarkEnd w:id="164"/>
+    <w:bookmarkStart w:id="166" w:name="ref-dobson4e"/>
     <w:p>
       <w:pPr>
         <w:pStyle w:val="Bibliography"/>
@@ -53535,7 +53553,7 @@
       <w:r>
         <w:t xml:space="preserve"> </w:t>
       </w:r>
-      <w:hyperlink r:id="rId166">
+      <w:hyperlink r:id="rId165">
         <w:r>
           <w:rPr>
             <w:rStyle w:val="Hyperlink"/>
@@ -53547,8 +53565,8 @@
         <w:t xml:space="preserve">.</w:t>
       </w:r>
     </w:p>
-    <w:bookmarkEnd w:id="167"/>
-    <w:bookmarkStart w:id="169" w:name="ref-gelman2013bda"/>
+    <w:bookmarkEnd w:id="166"/>
+    <w:bookmarkStart w:id="168" w:name="ref-gelman2013bda"/>
     <w:p>
       <w:pPr>
         <w:pStyle w:val="Bibliography"/>
@@ -53572,7 +53590,7 @@
       <w:r>
         <w:t xml:space="preserve"> </w:t>
       </w:r>
-      <w:hyperlink r:id="rId168">
+      <w:hyperlink r:id="rId167">
         <w:r>
           <w:rPr>
             <w:rStyle w:val="Hyperlink"/>
@@ -53584,8 +53602,8 @@
         <w:t xml:space="preserve">.</w:t>
       </w:r>
     </w:p>
-    <w:bookmarkEnd w:id="169"/>
-    <w:bookmarkStart w:id="170" w:name="ref-HobbsN.Thompson2015Bmas"/>
+    <w:bookmarkEnd w:id="168"/>
+    <w:bookmarkStart w:id="169" w:name="ref-HobbsN.Thompson2015Bmas"/>
     <w:p>
       <w:pPr>
         <w:pStyle w:val="Bibliography"/>
@@ -53607,8 +53625,8 @@
         <w:t xml:space="preserve">. STU - Student edition. Princeton University Press.</w:t>
       </w:r>
     </w:p>
-    <w:bookmarkEnd w:id="170"/>
-    <w:bookmarkStart w:id="171" w:name="ref-hoggtanis2015"/>
+    <w:bookmarkEnd w:id="169"/>
+    <w:bookmarkStart w:id="170" w:name="ref-hoggtanis2015"/>
     <w:p>
       <w:pPr>
         <w:pStyle w:val="Bibliography"/>
@@ -53630,8 +53648,8 @@
         <w:t xml:space="preserve">. Tenth edition. Pearson.</w:t>
       </w:r>
     </w:p>
-    <w:bookmarkEnd w:id="171"/>
-    <w:bookmarkStart w:id="172" w:name="ref-hosmer1989applied"/>
+    <w:bookmarkEnd w:id="170"/>
+    <w:bookmarkStart w:id="171" w:name="ref-hosmer1989applied"/>
     <w:p>
       <w:pPr>
         <w:pStyle w:val="Bibliography"/>
@@ -53653,8 +53671,8 @@
         <w:t xml:space="preserve">. Wiley.</w:t>
       </w:r>
     </w:p>
-    <w:bookmarkEnd w:id="172"/>
-    <w:bookmarkStart w:id="174" w:name="ref-kery-bayes-pop"/>
+    <w:bookmarkEnd w:id="171"/>
+    <w:bookmarkStart w:id="173" w:name="ref-kery-bayes-pop"/>
     <w:p>
       <w:pPr>
         <w:pStyle w:val="Bibliography"/>
@@ -53706,7 +53724,7 @@
       <w:r>
         <w:t xml:space="preserve"> </w:t>
       </w:r>
-      <w:hyperlink r:id="rId173">
+      <w:hyperlink r:id="rId172">
         <w:r>
           <w:rPr>
             <w:rStyle w:val="Hyperlink"/>
@@ -53718,8 +53736,8 @@
         <w:t xml:space="preserve">.</w:t>
       </w:r>
     </w:p>
-    <w:bookmarkEnd w:id="174"/>
-    <w:bookmarkStart w:id="175" w:name="ref-korner.bayes.ecology"/>
+    <w:bookmarkEnd w:id="173"/>
+    <w:bookmarkStart w:id="174" w:name="ref-korner.bayes.ecology"/>
     <w:p>
       <w:pPr>
         <w:pStyle w:val="Bibliography"/>
@@ -53797,8 +53815,8 @@
         <w:t xml:space="preserve">. 1st ed. Academic Press.</w:t>
       </w:r>
     </w:p>
-    <w:bookmarkEnd w:id="175"/>
-    <w:bookmarkStart w:id="176" w:name="ref-statrethink2e"/>
+    <w:bookmarkEnd w:id="174"/>
+    <w:bookmarkStart w:id="175" w:name="ref-statrethink2e"/>
     <w:p>
       <w:pPr>
         <w:pStyle w:val="Bibliography"/>
@@ -53888,6 +53906,29 @@
       </w:r>
       <w:r>
         <w:t xml:space="preserve">. Second edition. Chapman &amp; Hall/CRC Texts in Statistical Science Series. CRC Press.</w:t>
+      </w:r>
+    </w:p>
+    <w:bookmarkEnd w:id="175"/>
+    <w:bookmarkStart w:id="176" w:name="ref-rice2007mathematical"/>
+    <w:p>
+      <w:pPr>
+        <w:pStyle w:val="Bibliography"/>
+      </w:pPr>
+      <w:r>
+        <w:t xml:space="preserve">Rice, John A. 2007.</w:t>
+      </w:r>
+      <w:r>
+        <w:t xml:space="preserve"> </w:t>
+      </w:r>
+      <w:r>
+        <w:rPr>
+          <w:i/>
+          <w:iCs/>
+        </w:rPr>
+        <w:t xml:space="preserve">Mathematical Statistics and Data Analysis</w:t>
+      </w:r>
+      <w:r>
+        <w:t xml:space="preserve">. 3rd ed. Cengage Learning.</w:t>
       </w:r>
     </w:p>
     <w:bookmarkEnd w:id="176"/>

--- a/pr-preview/pr-204/bayesian-inference-handout.docx
+++ b/pr-preview/pr-204/bayesian-inference-handout.docx
@@ -15,7 +15,7 @@
         <w:pStyle w:val="Date"/>
       </w:pPr>
       <w:r>
-        <w:t xml:space="preserve">Last modified: 2026-10-15 08:46:14 (PDT)</w:t>
+        <w:t xml:space="preserve">Last modified: 2026-10-15 12:50:24 (PDT)</w:t>
       </w:r>
     </w:p>
     <w:p>

--- a/pr-preview/pr-204/bayesian-inference-handout.docx
+++ b/pr-preview/pr-204/bayesian-inference-handout.docx
@@ -15,7 +15,7 @@
         <w:pStyle w:val="Date"/>
       </w:pPr>
       <w:r>
-        <w:t xml:space="preserve">Last modified: 2026-10-15 12:50:24 (PDT)</w:t>
+        <w:t xml:space="preserve">Last modified: 2026-10-15 13:07:45 (PDT)</w:t>
       </w:r>
     </w:p>
     <w:p>
